--- a/TFG/PROPUESTA TRABAJO FINAL DE CICLO 2025-26.docx
+++ b/TFG/PROPUESTA TRABAJO FINAL DE CICLO 2025-26.docx
@@ -703,8 +703,16 @@
               <w:rPr>
                 <w:bCs/>
               </w:rPr>
-              <w:t>Red creada por áreas para empleados y administradores y una zona wifi</w:t>
-            </w:r>
+              <w:t xml:space="preserve">Red creada por áreas para empleados y administradores y una </w:t>
+            </w:r>
+            <w:proofErr w:type="gramStart"/>
+            <w:r>
+              <w:rPr>
+                <w:bCs/>
+              </w:rPr>
+              <w:t>zona wifi</w:t>
+            </w:r>
+            <w:proofErr w:type="gramEnd"/>
           </w:p>
           <w:p>
             <w:pPr>
